--- a/resultados/CASO_ESPECIAL_INGENIERIA_DE_SISTEMAS_E_IA_ROMERO_VILLANUEVA_SARAI_RUT.docx
+++ b/resultados/CASO_ESPECIAL_INGENIERIA_DE_SISTEMAS_E_IA_ROMERO_VILLANUEVA_SARAI_RUT.docx
@@ -50,12 +50,12 @@
     </w:p>
     <w:p>
       <w:r>
-        <w:t>CASO ESPECIAL: se han identificado 13 asignaturas candidatas a examen de suficiencia. El máximo ordinario es de 7. La proforma principal debe generarse igualmente y, adicionalmente, debe emitirse un documento de CASO ESPECIAL para evaluación académica.</w:t>
+        <w:t>Se identificaron 17 asignaturas seleccionadas para examen de suficiencia después de la evaluación académica especial.</w:t>
       </w:r>
     </w:p>
     <w:p>
       <w:r>
-        <w:t>La proforma principal ha sido generada igualmente. Este reporte deja constancia de que existen más de 7 asignaturas candidatas a suficiencia y que el expediente requiere evaluación académica especial.</w:t>
+        <w:t>La proforma principal ha sido generada igualmente. Este reporte deja constancia de la segunda revisión académica efectuada y de las asignaturas finalmente seleccionadas para examen de suficiencia.</w:t>
       </w:r>
     </w:p>
     <w:p>
@@ -63,7 +63,7 @@
         <w:pStyle w:val="Heading2"/>
       </w:pPr>
       <w:r>
-        <w:t>Asignaturas candidatas a suficiencia</w:t>
+        <w:t>1. Candidatos detectados antes de la segunda revisión</w:t>
       </w:r>
     </w:p>
     <w:tbl>
@@ -202,7 +202,7 @@
           </w:tcPr>
           <w:p>
             <w:r>
-              <w:t>FISICA II</w:t>
+              <w:t>ESTADÍSTICA Y PROBABILIDADES</w:t>
             </w:r>
           </w:p>
         </w:tc>
@@ -224,7 +224,7 @@
           </w:tcPr>
           <w:p>
             <w:r>
-              <w:t>ESTADÍSTICA INFERENCIAL</w:t>
+              <w:t>FISICA II</w:t>
             </w:r>
           </w:p>
         </w:tc>
@@ -246,7 +246,7 @@
           </w:tcPr>
           <w:p>
             <w:r>
-              <w:t>ELECTIVO I: GESTIÓN DE LA INNOVACIÓN</w:t>
+              <w:t>METODOLOGÍA DE LA INVESTIGACIÓN CIENTÍFICA</w:t>
             </w:r>
           </w:p>
         </w:tc>
@@ -268,7 +268,7 @@
           </w:tcPr>
           <w:p>
             <w:r>
-              <w:t>ARQUITECTURA DEL COMPUTADOR</w:t>
+              <w:t>FÍSICA I</w:t>
             </w:r>
           </w:p>
         </w:tc>
@@ -290,7 +290,7 @@
           </w:tcPr>
           <w:p>
             <w:r>
-              <w:t>ANÁLISIS MATEMÁTICO I</w:t>
+              <w:t>ARQUITECTURA DEL COMPUTADOR</w:t>
             </w:r>
           </w:p>
         </w:tc>
@@ -312,7 +312,7 @@
           </w:tcPr>
           <w:p>
             <w:r>
-              <w:t>ANÁLISIS MATEMÁTICO II</w:t>
+              <w:t>ANÁLISIS MATEMÁTICO I</w:t>
             </w:r>
           </w:p>
         </w:tc>
@@ -334,7 +334,7 @@
           </w:tcPr>
           <w:p>
             <w:r>
-              <w:t>ANÁLISIS MATEMÁTICO III</w:t>
+              <w:t>ANÁLISIS MATEMÁTICO II</w:t>
             </w:r>
           </w:p>
         </w:tc>
@@ -356,7 +356,625 @@
           </w:tcPr>
           <w:p>
             <w:r>
-              <w:t>INVESTIGACIÓN DE OPERACIONES I</w:t>
+              <w:t>ANÁLISIS MATEMÁTICO III</w:t>
+            </w:r>
+          </w:p>
+        </w:tc>
+      </w:tr>
+    </w:tbl>
+    <w:p>
+      <w:r>
+        <w:t>Total inicial: 12</w:t>
+      </w:r>
+    </w:p>
+    <w:p>
+      <w:pPr>
+        <w:pStyle w:val="Heading2"/>
+      </w:pPr>
+      <w:r>
+        <w:t>2. Cursos faltantes después de la revisión especialista</w:t>
+      </w:r>
+    </w:p>
+    <w:tbl>
+      <w:tblPr>
+        <w:tblW w:type="auto" w:w="0"/>
+        <w:tblLook w:firstColumn="1" w:firstRow="1" w:lastColumn="0" w:lastRow="0" w:noHBand="0" w:noVBand="1" w:val="04A0"/>
+      </w:tblPr>
+      <w:tblGrid>
+        <w:gridCol w:w="4320"/>
+        <w:gridCol w:w="4320"/>
+      </w:tblGrid>
+      <w:tr>
+        <w:tc>
+          <w:tcPr>
+            <w:tcW w:type="dxa" w:w="4320"/>
+          </w:tcPr>
+          <w:p>
+            <w:r>
+              <w:t>N.°</w:t>
+            </w:r>
+          </w:p>
+        </w:tc>
+        <w:tc>
+          <w:tcPr>
+            <w:tcW w:type="dxa" w:w="4320"/>
+          </w:tcPr>
+          <w:p>
+            <w:r>
+              <w:t>Asignatura</w:t>
+            </w:r>
+          </w:p>
+        </w:tc>
+      </w:tr>
+      <w:tr>
+        <w:tc>
+          <w:tcPr>
+            <w:tcW w:type="dxa" w:w="4320"/>
+          </w:tcPr>
+          <w:p>
+            <w:r>
+              <w:t>1</w:t>
+            </w:r>
+          </w:p>
+        </w:tc>
+        <w:tc>
+          <w:tcPr>
+            <w:tcW w:type="dxa" w:w="4320"/>
+          </w:tcPr>
+          <w:p>
+            <w:r>
+              <w:t>REALIDAD NACIONAL Y DERECHOS HUMANOS</w:t>
+            </w:r>
+          </w:p>
+        </w:tc>
+      </w:tr>
+      <w:tr>
+        <w:tc>
+          <w:tcPr>
+            <w:tcW w:type="dxa" w:w="4320"/>
+          </w:tcPr>
+          <w:p>
+            <w:r>
+              <w:t>2</w:t>
+            </w:r>
+          </w:p>
+        </w:tc>
+        <w:tc>
+          <w:tcPr>
+            <w:tcW w:type="dxa" w:w="4320"/>
+          </w:tcPr>
+          <w:p>
+            <w:r>
+              <w:t>DERECHO EMPRESARIAL Y DE SOCIEDADES</w:t>
+            </w:r>
+          </w:p>
+        </w:tc>
+      </w:tr>
+      <w:tr>
+        <w:tc>
+          <w:tcPr>
+            <w:tcW w:type="dxa" w:w="4320"/>
+          </w:tcPr>
+          <w:p>
+            <w:r>
+              <w:t>3</w:t>
+            </w:r>
+          </w:p>
+        </w:tc>
+        <w:tc>
+          <w:tcPr>
+            <w:tcW w:type="dxa" w:w="4320"/>
+          </w:tcPr>
+          <w:p>
+            <w:r>
+              <w:t>ELECTIVO II: NEGOCIACION Y ADMINISTRACION DE CONFLICTOS</w:t>
+            </w:r>
+          </w:p>
+        </w:tc>
+      </w:tr>
+      <w:tr>
+        <w:tc>
+          <w:tcPr>
+            <w:tcW w:type="dxa" w:w="4320"/>
+          </w:tcPr>
+          <w:p>
+            <w:r>
+              <w:t>4</w:t>
+            </w:r>
+          </w:p>
+        </w:tc>
+        <w:tc>
+          <w:tcPr>
+            <w:tcW w:type="dxa" w:w="4320"/>
+          </w:tcPr>
+          <w:p>
+            <w:r>
+              <w:t>ÉTICA Y RESPONSABILIDAD PROFESIONAL</w:t>
+            </w:r>
+          </w:p>
+        </w:tc>
+      </w:tr>
+      <w:tr>
+        <w:tc>
+          <w:tcPr>
+            <w:tcW w:type="dxa" w:w="4320"/>
+          </w:tcPr>
+          <w:p>
+            <w:r>
+              <w:t>5</w:t>
+            </w:r>
+          </w:p>
+        </w:tc>
+        <w:tc>
+          <w:tcPr>
+            <w:tcW w:type="dxa" w:w="4320"/>
+          </w:tcPr>
+          <w:p>
+            <w:r>
+              <w:t>ESTADÍSTICA Y PROBABILIDADES</w:t>
+            </w:r>
+          </w:p>
+        </w:tc>
+      </w:tr>
+      <w:tr>
+        <w:tc>
+          <w:tcPr>
+            <w:tcW w:type="dxa" w:w="4320"/>
+          </w:tcPr>
+          <w:p>
+            <w:r>
+              <w:t>6</w:t>
+            </w:r>
+          </w:p>
+        </w:tc>
+        <w:tc>
+          <w:tcPr>
+            <w:tcW w:type="dxa" w:w="4320"/>
+          </w:tcPr>
+          <w:p>
+            <w:r>
+              <w:t>FISICA II</w:t>
+            </w:r>
+          </w:p>
+        </w:tc>
+      </w:tr>
+      <w:tr>
+        <w:tc>
+          <w:tcPr>
+            <w:tcW w:type="dxa" w:w="4320"/>
+          </w:tcPr>
+          <w:p>
+            <w:r>
+              <w:t>7</w:t>
+            </w:r>
+          </w:p>
+        </w:tc>
+        <w:tc>
+          <w:tcPr>
+            <w:tcW w:type="dxa" w:w="4320"/>
+          </w:tcPr>
+          <w:p>
+            <w:r>
+              <w:t>METODOLOGÍA DE LA INVESTIGACIÓN CIENTÍFICA</w:t>
+            </w:r>
+          </w:p>
+        </w:tc>
+      </w:tr>
+      <w:tr>
+        <w:tc>
+          <w:tcPr>
+            <w:tcW w:type="dxa" w:w="4320"/>
+          </w:tcPr>
+          <w:p>
+            <w:r>
+              <w:t>8</w:t>
+            </w:r>
+          </w:p>
+        </w:tc>
+        <w:tc>
+          <w:tcPr>
+            <w:tcW w:type="dxa" w:w="4320"/>
+          </w:tcPr>
+          <w:p>
+            <w:r>
+              <w:t>FÍSICA I</w:t>
+            </w:r>
+          </w:p>
+        </w:tc>
+      </w:tr>
+      <w:tr>
+        <w:tc>
+          <w:tcPr>
+            <w:tcW w:type="dxa" w:w="4320"/>
+          </w:tcPr>
+          <w:p>
+            <w:r>
+              <w:t>9</w:t>
+            </w:r>
+          </w:p>
+        </w:tc>
+        <w:tc>
+          <w:tcPr>
+            <w:tcW w:type="dxa" w:w="4320"/>
+          </w:tcPr>
+          <w:p>
+            <w:r>
+              <w:t>ARQUITECTURA DEL COMPUTADOR</w:t>
+            </w:r>
+          </w:p>
+        </w:tc>
+      </w:tr>
+      <w:tr>
+        <w:tc>
+          <w:tcPr>
+            <w:tcW w:type="dxa" w:w="4320"/>
+          </w:tcPr>
+          <w:p>
+            <w:r>
+              <w:t>10</w:t>
+            </w:r>
+          </w:p>
+        </w:tc>
+        <w:tc>
+          <w:tcPr>
+            <w:tcW w:type="dxa" w:w="4320"/>
+          </w:tcPr>
+          <w:p>
+            <w:r>
+              <w:t>ANÁLISIS MATEMÁTICO I</w:t>
+            </w:r>
+          </w:p>
+        </w:tc>
+      </w:tr>
+      <w:tr>
+        <w:tc>
+          <w:tcPr>
+            <w:tcW w:type="dxa" w:w="4320"/>
+          </w:tcPr>
+          <w:p>
+            <w:r>
+              <w:t>11</w:t>
+            </w:r>
+          </w:p>
+        </w:tc>
+        <w:tc>
+          <w:tcPr>
+            <w:tcW w:type="dxa" w:w="4320"/>
+          </w:tcPr>
+          <w:p>
+            <w:r>
+              <w:t>ANÁLISIS MATEMÁTICO II</w:t>
+            </w:r>
+          </w:p>
+        </w:tc>
+      </w:tr>
+      <w:tr>
+        <w:tc>
+          <w:tcPr>
+            <w:tcW w:type="dxa" w:w="4320"/>
+          </w:tcPr>
+          <w:p>
+            <w:r>
+              <w:t>12</w:t>
+            </w:r>
+          </w:p>
+        </w:tc>
+        <w:tc>
+          <w:tcPr>
+            <w:tcW w:type="dxa" w:w="4320"/>
+          </w:tcPr>
+          <w:p>
+            <w:r>
+              <w:t>ANÁLISIS MATEMÁTICO III</w:t>
+            </w:r>
+          </w:p>
+        </w:tc>
+      </w:tr>
+    </w:tbl>
+    <w:p>
+      <w:r>
+        <w:t>Total después de revisión: 12</w:t>
+      </w:r>
+    </w:p>
+    <w:p>
+      <w:pPr>
+        <w:pStyle w:val="Heading2"/>
+      </w:pPr>
+      <w:r>
+        <w:t>3. Asignaturas seleccionadas para examen de suficiencia</w:t>
+      </w:r>
+    </w:p>
+    <w:tbl>
+      <w:tblPr>
+        <w:tblW w:type="auto" w:w="0"/>
+        <w:tblLook w:firstColumn="1" w:firstRow="1" w:lastColumn="0" w:lastRow="0" w:noHBand="0" w:noVBand="1" w:val="04A0"/>
+      </w:tblPr>
+      <w:tblGrid>
+        <w:gridCol w:w="4320"/>
+        <w:gridCol w:w="4320"/>
+      </w:tblGrid>
+      <w:tr>
+        <w:tc>
+          <w:tcPr>
+            <w:tcW w:type="dxa" w:w="4320"/>
+          </w:tcPr>
+          <w:p>
+            <w:r>
+              <w:t>N.°</w:t>
+            </w:r>
+          </w:p>
+        </w:tc>
+        <w:tc>
+          <w:tcPr>
+            <w:tcW w:type="dxa" w:w="4320"/>
+          </w:tcPr>
+          <w:p>
+            <w:r>
+              <w:t>Asignatura</w:t>
+            </w:r>
+          </w:p>
+        </w:tc>
+      </w:tr>
+      <w:tr>
+        <w:tc>
+          <w:tcPr>
+            <w:tcW w:type="dxa" w:w="4320"/>
+          </w:tcPr>
+          <w:p>
+            <w:r>
+              <w:t>1</w:t>
+            </w:r>
+          </w:p>
+        </w:tc>
+        <w:tc>
+          <w:tcPr>
+            <w:tcW w:type="dxa" w:w="4320"/>
+          </w:tcPr>
+          <w:p>
+            <w:r>
+              <w:t>COMUNICACIÓN</w:t>
+            </w:r>
+          </w:p>
+        </w:tc>
+      </w:tr>
+      <w:tr>
+        <w:tc>
+          <w:tcPr>
+            <w:tcW w:type="dxa" w:w="4320"/>
+          </w:tcPr>
+          <w:p>
+            <w:r>
+              <w:t>2</w:t>
+            </w:r>
+          </w:p>
+        </w:tc>
+        <w:tc>
+          <w:tcPr>
+            <w:tcW w:type="dxa" w:w="4320"/>
+          </w:tcPr>
+          <w:p>
+            <w:r>
+              <w:t>REALIDAD NACIONAL Y DERECHOS HUMANOS</w:t>
+            </w:r>
+          </w:p>
+        </w:tc>
+      </w:tr>
+      <w:tr>
+        <w:tc>
+          <w:tcPr>
+            <w:tcW w:type="dxa" w:w="4320"/>
+          </w:tcPr>
+          <w:p>
+            <w:r>
+              <w:t>3</w:t>
+            </w:r>
+          </w:p>
+        </w:tc>
+        <w:tc>
+          <w:tcPr>
+            <w:tcW w:type="dxa" w:w="4320"/>
+          </w:tcPr>
+          <w:p>
+            <w:r>
+              <w:t>DERECHO EMPRESARIAL Y DE SOCIEDADES</w:t>
+            </w:r>
+          </w:p>
+        </w:tc>
+      </w:tr>
+      <w:tr>
+        <w:tc>
+          <w:tcPr>
+            <w:tcW w:type="dxa" w:w="4320"/>
+          </w:tcPr>
+          <w:p>
+            <w:r>
+              <w:t>4</w:t>
+            </w:r>
+          </w:p>
+        </w:tc>
+        <w:tc>
+          <w:tcPr>
+            <w:tcW w:type="dxa" w:w="4320"/>
+          </w:tcPr>
+          <w:p>
+            <w:r>
+              <w:t>ELECTIVO II: NEGOCIACION Y ADMINISTRACION DE CONFLICTOS</w:t>
+            </w:r>
+          </w:p>
+        </w:tc>
+      </w:tr>
+      <w:tr>
+        <w:tc>
+          <w:tcPr>
+            <w:tcW w:type="dxa" w:w="4320"/>
+          </w:tcPr>
+          <w:p>
+            <w:r>
+              <w:t>5</w:t>
+            </w:r>
+          </w:p>
+        </w:tc>
+        <w:tc>
+          <w:tcPr>
+            <w:tcW w:type="dxa" w:w="4320"/>
+          </w:tcPr>
+          <w:p>
+            <w:r>
+              <w:t>ÉTICA Y RESPONSABILIDAD PROFESIONAL</w:t>
+            </w:r>
+          </w:p>
+        </w:tc>
+      </w:tr>
+      <w:tr>
+        <w:tc>
+          <w:tcPr>
+            <w:tcW w:type="dxa" w:w="4320"/>
+          </w:tcPr>
+          <w:p>
+            <w:r>
+              <w:t>6</w:t>
+            </w:r>
+          </w:p>
+        </w:tc>
+        <w:tc>
+          <w:tcPr>
+            <w:tcW w:type="dxa" w:w="4320"/>
+          </w:tcPr>
+          <w:p>
+            <w:r>
+              <w:t>ESTADÍSTICA Y PROBABILIDADES</w:t>
+            </w:r>
+          </w:p>
+        </w:tc>
+      </w:tr>
+      <w:tr>
+        <w:tc>
+          <w:tcPr>
+            <w:tcW w:type="dxa" w:w="4320"/>
+          </w:tcPr>
+          <w:p>
+            <w:r>
+              <w:t>7</w:t>
+            </w:r>
+          </w:p>
+        </w:tc>
+        <w:tc>
+          <w:tcPr>
+            <w:tcW w:type="dxa" w:w="4320"/>
+          </w:tcPr>
+          <w:p>
+            <w:r>
+              <w:t>FISICA II</w:t>
+            </w:r>
+          </w:p>
+        </w:tc>
+      </w:tr>
+      <w:tr>
+        <w:tc>
+          <w:tcPr>
+            <w:tcW w:type="dxa" w:w="4320"/>
+          </w:tcPr>
+          <w:p>
+            <w:r>
+              <w:t>8</w:t>
+            </w:r>
+          </w:p>
+        </w:tc>
+        <w:tc>
+          <w:tcPr>
+            <w:tcW w:type="dxa" w:w="4320"/>
+          </w:tcPr>
+          <w:p>
+            <w:r>
+              <w:t>ESTADÍSTICA INFERENCIAL</w:t>
+            </w:r>
+          </w:p>
+        </w:tc>
+      </w:tr>
+      <w:tr>
+        <w:tc>
+          <w:tcPr>
+            <w:tcW w:type="dxa" w:w="4320"/>
+          </w:tcPr>
+          <w:p>
+            <w:r>
+              <w:t>9</w:t>
+            </w:r>
+          </w:p>
+        </w:tc>
+        <w:tc>
+          <w:tcPr>
+            <w:tcW w:type="dxa" w:w="4320"/>
+          </w:tcPr>
+          <w:p>
+            <w:r>
+              <w:t>METODOLOGÍA DE LA INVESTIGACIÓN CIENTÍFICA</w:t>
+            </w:r>
+          </w:p>
+        </w:tc>
+      </w:tr>
+      <w:tr>
+        <w:tc>
+          <w:tcPr>
+            <w:tcW w:type="dxa" w:w="4320"/>
+          </w:tcPr>
+          <w:p>
+            <w:r>
+              <w:t>10</w:t>
+            </w:r>
+          </w:p>
+        </w:tc>
+        <w:tc>
+          <w:tcPr>
+            <w:tcW w:type="dxa" w:w="4320"/>
+          </w:tcPr>
+          <w:p>
+            <w:r>
+              <w:t>ELECTIVO I: GESTIÓN DE LA INNOVACIÓN</w:t>
+            </w:r>
+          </w:p>
+        </w:tc>
+      </w:tr>
+      <w:tr>
+        <w:tc>
+          <w:tcPr>
+            <w:tcW w:type="dxa" w:w="4320"/>
+          </w:tcPr>
+          <w:p>
+            <w:r>
+              <w:t>11</w:t>
+            </w:r>
+          </w:p>
+        </w:tc>
+        <w:tc>
+          <w:tcPr>
+            <w:tcW w:type="dxa" w:w="4320"/>
+          </w:tcPr>
+          <w:p>
+            <w:r>
+              <w:t>FÍSICA I</w:t>
+            </w:r>
+          </w:p>
+        </w:tc>
+      </w:tr>
+      <w:tr>
+        <w:tc>
+          <w:tcPr>
+            <w:tcW w:type="dxa" w:w="4320"/>
+          </w:tcPr>
+          <w:p>
+            <w:r>
+              <w:t>12</w:t>
+            </w:r>
+          </w:p>
+        </w:tc>
+        <w:tc>
+          <w:tcPr>
+            <w:tcW w:type="dxa" w:w="4320"/>
+          </w:tcPr>
+          <w:p>
+            <w:r>
+              <w:t>ARQUITECTURA DEL COMPUTADOR</w:t>
             </w:r>
           </w:p>
         </w:tc>
@@ -378,12 +996,123 @@
           </w:tcPr>
           <w:p>
             <w:r>
+              <w:t>ANÁLISIS MATEMÁTICO I</w:t>
+            </w:r>
+          </w:p>
+        </w:tc>
+      </w:tr>
+      <w:tr>
+        <w:tc>
+          <w:tcPr>
+            <w:tcW w:type="dxa" w:w="4320"/>
+          </w:tcPr>
+          <w:p>
+            <w:r>
+              <w:t>14</w:t>
+            </w:r>
+          </w:p>
+        </w:tc>
+        <w:tc>
+          <w:tcPr>
+            <w:tcW w:type="dxa" w:w="4320"/>
+          </w:tcPr>
+          <w:p>
+            <w:r>
+              <w:t>ANÁLISIS MATEMÁTICO II</w:t>
+            </w:r>
+          </w:p>
+        </w:tc>
+      </w:tr>
+      <w:tr>
+        <w:tc>
+          <w:tcPr>
+            <w:tcW w:type="dxa" w:w="4320"/>
+          </w:tcPr>
+          <w:p>
+            <w:r>
+              <w:t>15</w:t>
+            </w:r>
+          </w:p>
+        </w:tc>
+        <w:tc>
+          <w:tcPr>
+            <w:tcW w:type="dxa" w:w="4320"/>
+          </w:tcPr>
+          <w:p>
+            <w:r>
+              <w:t>ANÁLISIS MATEMÁTICO III</w:t>
+            </w:r>
+          </w:p>
+        </w:tc>
+      </w:tr>
+      <w:tr>
+        <w:tc>
+          <w:tcPr>
+            <w:tcW w:type="dxa" w:w="4320"/>
+          </w:tcPr>
+          <w:p>
+            <w:r>
+              <w:t>16</w:t>
+            </w:r>
+          </w:p>
+        </w:tc>
+        <w:tc>
+          <w:tcPr>
+            <w:tcW w:type="dxa" w:w="4320"/>
+          </w:tcPr>
+          <w:p>
+            <w:r>
               <w:t>INVESTIGACIÓN DE OPERACIONES II</w:t>
             </w:r>
           </w:p>
         </w:tc>
       </w:tr>
+      <w:tr>
+        <w:tc>
+          <w:tcPr>
+            <w:tcW w:type="dxa" w:w="4320"/>
+          </w:tcPr>
+          <w:p>
+            <w:r>
+              <w:t>17</w:t>
+            </w:r>
+          </w:p>
+        </w:tc>
+        <w:tc>
+          <w:tcPr>
+            <w:tcW w:type="dxa" w:w="4320"/>
+          </w:tcPr>
+          <w:p>
+            <w:r>
+              <w:t>COMPORTAMIENTO Y CULTURA DE LAS ORGANIZACIONES</w:t>
+            </w:r>
+          </w:p>
+        </w:tc>
+      </w:tr>
     </w:tbl>
+    <w:p>
+      <w:r>
+        <w:t>Total seleccionado para suficiencia: 17</w:t>
+      </w:r>
+    </w:p>
+    <w:p>
+      <w:pPr>
+        <w:pStyle w:val="Heading2"/>
+      </w:pPr>
+      <w:r>
+        <w:t>5. Recomendaciones para revisión del coordinador</w:t>
+      </w:r>
+    </w:p>
+    <w:p>
+      <w:r>
+        <w:t>Las siguientes sugerencias son referenciales y NO constituyen una convalidación automática. El coordinador debe contrastarlas con el certificado y, cuando corresponda, con los sílabos.</w:t>
+      </w:r>
+    </w:p>
+    <w:p>
+      <w:r>
+        <w:t>No se identificaron recomendaciones adicionales.</w:t>
+      </w:r>
+    </w:p>
     <w:p>
       <w:pPr>
         <w:pStyle w:val="Heading2"/>
@@ -463,7 +1192,7 @@
           </w:tcPr>
           <w:p>
             <w:r>
-              <w:t>SIN COMPETENCIA IDENTIFICADA #1</w:t>
+              <w:t>Comunicación</w:t>
             </w:r>
           </w:p>
         </w:tc>
@@ -473,7 +1202,7 @@
           </w:tcPr>
           <w:p>
             <w:r>
-              <w:t>1</w:t>
+              <w:t>5</w:t>
             </w:r>
           </w:p>
         </w:tc>
@@ -483,7 +1212,7 @@
           </w:tcPr>
           <w:p>
             <w:r>
-              <w:t>1</w:t>
+              <w:t>2</w:t>
             </w:r>
           </w:p>
         </w:tc>
@@ -493,59 +1222,7 @@
           </w:tcPr>
           <w:p>
             <w:r>
-              <w:t>0</w:t>
-            </w:r>
-          </w:p>
-        </w:tc>
-        <w:tc>
-          <w:tcPr>
-            <w:tcW w:type="dxa" w:w="1728"/>
-          </w:tcPr>
-          <w:p>
-            <w:r>
-              <w:t>COMPETENCIA CONVALIDADA</w:t>
-            </w:r>
-          </w:p>
-        </w:tc>
-      </w:tr>
-      <w:tr>
-        <w:tc>
-          <w:tcPr>
-            <w:tcW w:type="dxa" w:w="1728"/>
-          </w:tcPr>
-          <w:p>
-            <w:r>
-              <w:t>SIN COMPETENCIA IDENTIFICADA #2</w:t>
-            </w:r>
-          </w:p>
-        </w:tc>
-        <w:tc>
-          <w:tcPr>
-            <w:tcW w:type="dxa" w:w="1728"/>
-          </w:tcPr>
-          <w:p>
-            <w:r>
-              <w:t>1</w:t>
-            </w:r>
-          </w:p>
-        </w:tc>
-        <w:tc>
-          <w:tcPr>
-            <w:tcW w:type="dxa" w:w="1728"/>
-          </w:tcPr>
-          <w:p>
-            <w:r>
-              <w:t>0</w:t>
-            </w:r>
-          </w:p>
-        </w:tc>
-        <w:tc>
-          <w:tcPr>
-            <w:tcW w:type="dxa" w:w="1728"/>
-          </w:tcPr>
-          <w:p>
-            <w:r>
-              <w:t>1</w:t>
+              <w:t>3</w:t>
             </w:r>
           </w:p>
         </w:tc>
@@ -567,7 +1244,17 @@
           </w:tcPr>
           <w:p>
             <w:r>
-              <w:t>SIN COMPETENCIA IDENTIFICADA #3</w:t>
+              <w:t>Uso información</w:t>
+            </w:r>
+          </w:p>
+        </w:tc>
+        <w:tc>
+          <w:tcPr>
+            <w:tcW w:type="dxa" w:w="1728"/>
+          </w:tcPr>
+          <w:p>
+            <w:r>
+              <w:t>5</w:t>
             </w:r>
           </w:p>
         </w:tc>
@@ -587,69 +1274,7 @@
           </w:tcPr>
           <w:p>
             <w:r>
-              <w:t>1</w:t>
-            </w:r>
-          </w:p>
-        </w:tc>
-        <w:tc>
-          <w:tcPr>
-            <w:tcW w:type="dxa" w:w="1728"/>
-          </w:tcPr>
-          <w:p>
-            <w:r>
-              <w:t>0</w:t>
-            </w:r>
-          </w:p>
-        </w:tc>
-        <w:tc>
-          <w:tcPr>
-            <w:tcW w:type="dxa" w:w="1728"/>
-          </w:tcPr>
-          <w:p>
-            <w:r>
-              <w:t>COMPETENCIA CONVALIDADA</w:t>
-            </w:r>
-          </w:p>
-        </w:tc>
-      </w:tr>
-      <w:tr>
-        <w:tc>
-          <w:tcPr>
-            <w:tcW w:type="dxa" w:w="1728"/>
-          </w:tcPr>
-          <w:p>
-            <w:r>
-              <w:t>SIN COMPETENCIA IDENTIFICADA #4</w:t>
-            </w:r>
-          </w:p>
-        </w:tc>
-        <w:tc>
-          <w:tcPr>
-            <w:tcW w:type="dxa" w:w="1728"/>
-          </w:tcPr>
-          <w:p>
-            <w:r>
-              <w:t>1</w:t>
-            </w:r>
-          </w:p>
-        </w:tc>
-        <w:tc>
-          <w:tcPr>
-            <w:tcW w:type="dxa" w:w="1728"/>
-          </w:tcPr>
-          <w:p>
-            <w:r>
-              <w:t>0</w:t>
-            </w:r>
-          </w:p>
-        </w:tc>
-        <w:tc>
-          <w:tcPr>
-            <w:tcW w:type="dxa" w:w="1728"/>
-          </w:tcPr>
-          <w:p>
-            <w:r>
-              <w:t>1</w:t>
+              <w:t>4</w:t>
             </w:r>
           </w:p>
         </w:tc>
@@ -671,7 +1296,27 @@
           </w:tcPr>
           <w:p>
             <w:r>
-              <w:t>SIN COMPETENCIA IDENTIFICADA #5</w:t>
+              <w:t>Trabajo en equipo</w:t>
+            </w:r>
+          </w:p>
+        </w:tc>
+        <w:tc>
+          <w:tcPr>
+            <w:tcW w:type="dxa" w:w="1728"/>
+          </w:tcPr>
+          <w:p>
+            <w:r>
+              <w:t>4</w:t>
+            </w:r>
+          </w:p>
+        </w:tc>
+        <w:tc>
+          <w:tcPr>
+            <w:tcW w:type="dxa" w:w="1728"/>
+          </w:tcPr>
+          <w:p>
+            <w:r>
+              <w:t>3</w:t>
             </w:r>
           </w:p>
         </w:tc>
@@ -691,7 +1336,19 @@
           </w:tcPr>
           <w:p>
             <w:r>
-              <w:t>0</w:t>
+              <w:t>COMPETENCIA CONVALIDADA POR COMPETENCIAS</w:t>
+            </w:r>
+          </w:p>
+        </w:tc>
+      </w:tr>
+      <w:tr>
+        <w:tc>
+          <w:tcPr>
+            <w:tcW w:type="dxa" w:w="1728"/>
+          </w:tcPr>
+          <w:p>
+            <w:r>
+              <w:t>Análisis crítico y reflexivo</w:t>
             </w:r>
           </w:p>
         </w:tc>
@@ -701,7 +1358,27 @@
           </w:tcPr>
           <w:p>
             <w:r>
-              <w:t>1</w:t>
+              <w:t>4</w:t>
+            </w:r>
+          </w:p>
+        </w:tc>
+        <w:tc>
+          <w:tcPr>
+            <w:tcW w:type="dxa" w:w="1728"/>
+          </w:tcPr>
+          <w:p>
+            <w:r>
+              <w:t>2</w:t>
+            </w:r>
+          </w:p>
+        </w:tc>
+        <w:tc>
+          <w:tcPr>
+            <w:tcW w:type="dxa" w:w="1728"/>
+          </w:tcPr>
+          <w:p>
+            <w:r>
+              <w:t>2</w:t>
             </w:r>
           </w:p>
         </w:tc>
@@ -723,7 +1400,7 @@
           </w:tcPr>
           <w:p>
             <w:r>
-              <w:t>SIN COMPETENCIA IDENTIFICADA #6</w:t>
+              <w:t>Compromiso con principios, valores y mejora continua</w:t>
             </w:r>
           </w:p>
         </w:tc>
@@ -733,7 +1410,7 @@
           </w:tcPr>
           <w:p>
             <w:r>
-              <w:t>1</w:t>
+              <w:t>3</w:t>
             </w:r>
           </w:p>
         </w:tc>
@@ -753,7 +1430,7 @@
           </w:tcPr>
           <w:p>
             <w:r>
-              <w:t>1</w:t>
+              <w:t>3</w:t>
             </w:r>
           </w:p>
         </w:tc>
@@ -775,7 +1452,27 @@
           </w:tcPr>
           <w:p>
             <w:r>
-              <w:t>SIN COMPETENCIA IDENTIFICADA #7</w:t>
+              <w:t>Pensamiento creativo e innovador</w:t>
+            </w:r>
+          </w:p>
+        </w:tc>
+        <w:tc>
+          <w:tcPr>
+            <w:tcW w:type="dxa" w:w="1728"/>
+          </w:tcPr>
+          <w:p>
+            <w:r>
+              <w:t>3</w:t>
+            </w:r>
+          </w:p>
+        </w:tc>
+        <w:tc>
+          <w:tcPr>
+            <w:tcW w:type="dxa" w:w="1728"/>
+          </w:tcPr>
+          <w:p>
+            <w:r>
+              <w:t>2</w:t>
             </w:r>
           </w:p>
         </w:tc>
@@ -795,911 +1492,7 @@
           </w:tcPr>
           <w:p>
             <w:r>
-              <w:t>1</w:t>
-            </w:r>
-          </w:p>
-        </w:tc>
-        <w:tc>
-          <w:tcPr>
-            <w:tcW w:type="dxa" w:w="1728"/>
-          </w:tcPr>
-          <w:p>
-            <w:r>
-              <w:t>0</w:t>
-            </w:r>
-          </w:p>
-        </w:tc>
-        <w:tc>
-          <w:tcPr>
-            <w:tcW w:type="dxa" w:w="1728"/>
-          </w:tcPr>
-          <w:p>
-            <w:r>
-              <w:t>COMPETENCIA CONVALIDADA</w:t>
-            </w:r>
-          </w:p>
-        </w:tc>
-      </w:tr>
-      <w:tr>
-        <w:tc>
-          <w:tcPr>
-            <w:tcW w:type="dxa" w:w="1728"/>
-          </w:tcPr>
-          <w:p>
-            <w:r>
-              <w:t>SIN COMPETENCIA IDENTIFICADA #8</w:t>
-            </w:r>
-          </w:p>
-        </w:tc>
-        <w:tc>
-          <w:tcPr>
-            <w:tcW w:type="dxa" w:w="1728"/>
-          </w:tcPr>
-          <w:p>
-            <w:r>
-              <w:t>1</w:t>
-            </w:r>
-          </w:p>
-        </w:tc>
-        <w:tc>
-          <w:tcPr>
-            <w:tcW w:type="dxa" w:w="1728"/>
-          </w:tcPr>
-          <w:p>
-            <w:r>
-              <w:t>0</w:t>
-            </w:r>
-          </w:p>
-        </w:tc>
-        <w:tc>
-          <w:tcPr>
-            <w:tcW w:type="dxa" w:w="1728"/>
-          </w:tcPr>
-          <w:p>
-            <w:r>
-              <w:t>1</w:t>
-            </w:r>
-          </w:p>
-        </w:tc>
-        <w:tc>
-          <w:tcPr>
-            <w:tcW w:type="dxa" w:w="1728"/>
-          </w:tcPr>
-          <w:p>
-            <w:r>
-              <w:t>COMPETENCIA PENDIENTE - SUFICIENCIA</w:t>
-            </w:r>
-          </w:p>
-        </w:tc>
-      </w:tr>
-      <w:tr>
-        <w:tc>
-          <w:tcPr>
-            <w:tcW w:type="dxa" w:w="1728"/>
-          </w:tcPr>
-          <w:p>
-            <w:r>
-              <w:t>SIN COMPETENCIA IDENTIFICADA #9</w:t>
-            </w:r>
-          </w:p>
-        </w:tc>
-        <w:tc>
-          <w:tcPr>
-            <w:tcW w:type="dxa" w:w="1728"/>
-          </w:tcPr>
-          <w:p>
-            <w:r>
-              <w:t>1</w:t>
-            </w:r>
-          </w:p>
-        </w:tc>
-        <w:tc>
-          <w:tcPr>
-            <w:tcW w:type="dxa" w:w="1728"/>
-          </w:tcPr>
-          <w:p>
-            <w:r>
-              <w:t>0</w:t>
-            </w:r>
-          </w:p>
-        </w:tc>
-        <w:tc>
-          <w:tcPr>
-            <w:tcW w:type="dxa" w:w="1728"/>
-          </w:tcPr>
-          <w:p>
-            <w:r>
-              <w:t>1</w:t>
-            </w:r>
-          </w:p>
-        </w:tc>
-        <w:tc>
-          <w:tcPr>
-            <w:tcW w:type="dxa" w:w="1728"/>
-          </w:tcPr>
-          <w:p>
-            <w:r>
-              <w:t>COMPETENCIA PENDIENTE - SUFICIENCIA</w:t>
-            </w:r>
-          </w:p>
-        </w:tc>
-      </w:tr>
-      <w:tr>
-        <w:tc>
-          <w:tcPr>
-            <w:tcW w:type="dxa" w:w="1728"/>
-          </w:tcPr>
-          <w:p>
-            <w:r>
-              <w:t>SIN COMPETENCIA IDENTIFICADA #10</w:t>
-            </w:r>
-          </w:p>
-        </w:tc>
-        <w:tc>
-          <w:tcPr>
-            <w:tcW w:type="dxa" w:w="1728"/>
-          </w:tcPr>
-          <w:p>
-            <w:r>
-              <w:t>1</w:t>
-            </w:r>
-          </w:p>
-        </w:tc>
-        <w:tc>
-          <w:tcPr>
-            <w:tcW w:type="dxa" w:w="1728"/>
-          </w:tcPr>
-          <w:p>
-            <w:r>
-              <w:t>1</w:t>
-            </w:r>
-          </w:p>
-        </w:tc>
-        <w:tc>
-          <w:tcPr>
-            <w:tcW w:type="dxa" w:w="1728"/>
-          </w:tcPr>
-          <w:p>
-            <w:r>
-              <w:t>0</w:t>
-            </w:r>
-          </w:p>
-        </w:tc>
-        <w:tc>
-          <w:tcPr>
-            <w:tcW w:type="dxa" w:w="1728"/>
-          </w:tcPr>
-          <w:p>
-            <w:r>
-              <w:t>COMPETENCIA CONVALIDADA</w:t>
-            </w:r>
-          </w:p>
-        </w:tc>
-      </w:tr>
-      <w:tr>
-        <w:tc>
-          <w:tcPr>
-            <w:tcW w:type="dxa" w:w="1728"/>
-          </w:tcPr>
-          <w:p>
-            <w:r>
-              <w:t>SIN COMPETENCIA IDENTIFICADA #11</w:t>
-            </w:r>
-          </w:p>
-        </w:tc>
-        <w:tc>
-          <w:tcPr>
-            <w:tcW w:type="dxa" w:w="1728"/>
-          </w:tcPr>
-          <w:p>
-            <w:r>
-              <w:t>1</w:t>
-            </w:r>
-          </w:p>
-        </w:tc>
-        <w:tc>
-          <w:tcPr>
-            <w:tcW w:type="dxa" w:w="1728"/>
-          </w:tcPr>
-          <w:p>
-            <w:r>
-              <w:t>1</w:t>
-            </w:r>
-          </w:p>
-        </w:tc>
-        <w:tc>
-          <w:tcPr>
-            <w:tcW w:type="dxa" w:w="1728"/>
-          </w:tcPr>
-          <w:p>
-            <w:r>
-              <w:t>0</w:t>
-            </w:r>
-          </w:p>
-        </w:tc>
-        <w:tc>
-          <w:tcPr>
-            <w:tcW w:type="dxa" w:w="1728"/>
-          </w:tcPr>
-          <w:p>
-            <w:r>
-              <w:t>COMPETENCIA CONVALIDADA</w:t>
-            </w:r>
-          </w:p>
-        </w:tc>
-      </w:tr>
-      <w:tr>
-        <w:tc>
-          <w:tcPr>
-            <w:tcW w:type="dxa" w:w="1728"/>
-          </w:tcPr>
-          <w:p>
-            <w:r>
-              <w:t>SIN COMPETENCIA IDENTIFICADA #12</w:t>
-            </w:r>
-          </w:p>
-        </w:tc>
-        <w:tc>
-          <w:tcPr>
-            <w:tcW w:type="dxa" w:w="1728"/>
-          </w:tcPr>
-          <w:p>
-            <w:r>
-              <w:t>1</w:t>
-            </w:r>
-          </w:p>
-        </w:tc>
-        <w:tc>
-          <w:tcPr>
-            <w:tcW w:type="dxa" w:w="1728"/>
-          </w:tcPr>
-          <w:p>
-            <w:r>
-              <w:t>1</w:t>
-            </w:r>
-          </w:p>
-        </w:tc>
-        <w:tc>
-          <w:tcPr>
-            <w:tcW w:type="dxa" w:w="1728"/>
-          </w:tcPr>
-          <w:p>
-            <w:r>
-              <w:t>0</w:t>
-            </w:r>
-          </w:p>
-        </w:tc>
-        <w:tc>
-          <w:tcPr>
-            <w:tcW w:type="dxa" w:w="1728"/>
-          </w:tcPr>
-          <w:p>
-            <w:r>
-              <w:t>COMPETENCIA CONVALIDADA</w:t>
-            </w:r>
-          </w:p>
-        </w:tc>
-      </w:tr>
-      <w:tr>
-        <w:tc>
-          <w:tcPr>
-            <w:tcW w:type="dxa" w:w="1728"/>
-          </w:tcPr>
-          <w:p>
-            <w:r>
-              <w:t>SIN COMPETENCIA IDENTIFICADA #13</w:t>
-            </w:r>
-          </w:p>
-        </w:tc>
-        <w:tc>
-          <w:tcPr>
-            <w:tcW w:type="dxa" w:w="1728"/>
-          </w:tcPr>
-          <w:p>
-            <w:r>
-              <w:t>1</w:t>
-            </w:r>
-          </w:p>
-        </w:tc>
-        <w:tc>
-          <w:tcPr>
-            <w:tcW w:type="dxa" w:w="1728"/>
-          </w:tcPr>
-          <w:p>
-            <w:r>
-              <w:t>1</w:t>
-            </w:r>
-          </w:p>
-        </w:tc>
-        <w:tc>
-          <w:tcPr>
-            <w:tcW w:type="dxa" w:w="1728"/>
-          </w:tcPr>
-          <w:p>
-            <w:r>
-              <w:t>0</w:t>
-            </w:r>
-          </w:p>
-        </w:tc>
-        <w:tc>
-          <w:tcPr>
-            <w:tcW w:type="dxa" w:w="1728"/>
-          </w:tcPr>
-          <w:p>
-            <w:r>
-              <w:t>COMPETENCIA CONVALIDADA</w:t>
-            </w:r>
-          </w:p>
-        </w:tc>
-      </w:tr>
-      <w:tr>
-        <w:tc>
-          <w:tcPr>
-            <w:tcW w:type="dxa" w:w="1728"/>
-          </w:tcPr>
-          <w:p>
-            <w:r>
-              <w:t>SIN COMPETENCIA IDENTIFICADA #14</w:t>
-            </w:r>
-          </w:p>
-        </w:tc>
-        <w:tc>
-          <w:tcPr>
-            <w:tcW w:type="dxa" w:w="1728"/>
-          </w:tcPr>
-          <w:p>
-            <w:r>
-              <w:t>1</w:t>
-            </w:r>
-          </w:p>
-        </w:tc>
-        <w:tc>
-          <w:tcPr>
-            <w:tcW w:type="dxa" w:w="1728"/>
-          </w:tcPr>
-          <w:p>
-            <w:r>
-              <w:t>0</w:t>
-            </w:r>
-          </w:p>
-        </w:tc>
-        <w:tc>
-          <w:tcPr>
-            <w:tcW w:type="dxa" w:w="1728"/>
-          </w:tcPr>
-          <w:p>
-            <w:r>
-              <w:t>1</w:t>
-            </w:r>
-          </w:p>
-        </w:tc>
-        <w:tc>
-          <w:tcPr>
-            <w:tcW w:type="dxa" w:w="1728"/>
-          </w:tcPr>
-          <w:p>
-            <w:r>
-              <w:t>COMPETENCIA PENDIENTE - SUFICIENCIA</w:t>
-            </w:r>
-          </w:p>
-        </w:tc>
-      </w:tr>
-      <w:tr>
-        <w:tc>
-          <w:tcPr>
-            <w:tcW w:type="dxa" w:w="1728"/>
-          </w:tcPr>
-          <w:p>
-            <w:r>
-              <w:t>SIN COMPETENCIA IDENTIFICADA #15</w:t>
-            </w:r>
-          </w:p>
-        </w:tc>
-        <w:tc>
-          <w:tcPr>
-            <w:tcW w:type="dxa" w:w="1728"/>
-          </w:tcPr>
-          <w:p>
-            <w:r>
-              <w:t>1</w:t>
-            </w:r>
-          </w:p>
-        </w:tc>
-        <w:tc>
-          <w:tcPr>
-            <w:tcW w:type="dxa" w:w="1728"/>
-          </w:tcPr>
-          <w:p>
-            <w:r>
-              <w:t>1</w:t>
-            </w:r>
-          </w:p>
-        </w:tc>
-        <w:tc>
-          <w:tcPr>
-            <w:tcW w:type="dxa" w:w="1728"/>
-          </w:tcPr>
-          <w:p>
-            <w:r>
-              <w:t>0</w:t>
-            </w:r>
-          </w:p>
-        </w:tc>
-        <w:tc>
-          <w:tcPr>
-            <w:tcW w:type="dxa" w:w="1728"/>
-          </w:tcPr>
-          <w:p>
-            <w:r>
-              <w:t>COMPETENCIA CONVALIDADA</w:t>
-            </w:r>
-          </w:p>
-        </w:tc>
-      </w:tr>
-      <w:tr>
-        <w:tc>
-          <w:tcPr>
-            <w:tcW w:type="dxa" w:w="1728"/>
-          </w:tcPr>
-          <w:p>
-            <w:r>
-              <w:t>SIN COMPETENCIA IDENTIFICADA #16</w:t>
-            </w:r>
-          </w:p>
-        </w:tc>
-        <w:tc>
-          <w:tcPr>
-            <w:tcW w:type="dxa" w:w="1728"/>
-          </w:tcPr>
-          <w:p>
-            <w:r>
-              <w:t>1</w:t>
-            </w:r>
-          </w:p>
-        </w:tc>
-        <w:tc>
-          <w:tcPr>
-            <w:tcW w:type="dxa" w:w="1728"/>
-          </w:tcPr>
-          <w:p>
-            <w:r>
-              <w:t>1</w:t>
-            </w:r>
-          </w:p>
-        </w:tc>
-        <w:tc>
-          <w:tcPr>
-            <w:tcW w:type="dxa" w:w="1728"/>
-          </w:tcPr>
-          <w:p>
-            <w:r>
-              <w:t>0</w:t>
-            </w:r>
-          </w:p>
-        </w:tc>
-        <w:tc>
-          <w:tcPr>
-            <w:tcW w:type="dxa" w:w="1728"/>
-          </w:tcPr>
-          <w:p>
-            <w:r>
-              <w:t>COMPETENCIA CONVALIDADA</w:t>
-            </w:r>
-          </w:p>
-        </w:tc>
-      </w:tr>
-      <w:tr>
-        <w:tc>
-          <w:tcPr>
-            <w:tcW w:type="dxa" w:w="1728"/>
-          </w:tcPr>
-          <w:p>
-            <w:r>
-              <w:t>SIN COMPETENCIA IDENTIFICADA #17</w:t>
-            </w:r>
-          </w:p>
-        </w:tc>
-        <w:tc>
-          <w:tcPr>
-            <w:tcW w:type="dxa" w:w="1728"/>
-          </w:tcPr>
-          <w:p>
-            <w:r>
-              <w:t>1</w:t>
-            </w:r>
-          </w:p>
-        </w:tc>
-        <w:tc>
-          <w:tcPr>
-            <w:tcW w:type="dxa" w:w="1728"/>
-          </w:tcPr>
-          <w:p>
-            <w:r>
-              <w:t>1</w:t>
-            </w:r>
-          </w:p>
-        </w:tc>
-        <w:tc>
-          <w:tcPr>
-            <w:tcW w:type="dxa" w:w="1728"/>
-          </w:tcPr>
-          <w:p>
-            <w:r>
-              <w:t>0</w:t>
-            </w:r>
-          </w:p>
-        </w:tc>
-        <w:tc>
-          <w:tcPr>
-            <w:tcW w:type="dxa" w:w="1728"/>
-          </w:tcPr>
-          <w:p>
-            <w:r>
-              <w:t>COMPETENCIA CONVALIDADA</w:t>
-            </w:r>
-          </w:p>
-        </w:tc>
-      </w:tr>
-      <w:tr>
-        <w:tc>
-          <w:tcPr>
-            <w:tcW w:type="dxa" w:w="1728"/>
-          </w:tcPr>
-          <w:p>
-            <w:r>
-              <w:t>SIN COMPETENCIA IDENTIFICADA #18</w:t>
-            </w:r>
-          </w:p>
-        </w:tc>
-        <w:tc>
-          <w:tcPr>
-            <w:tcW w:type="dxa" w:w="1728"/>
-          </w:tcPr>
-          <w:p>
-            <w:r>
-              <w:t>1</w:t>
-            </w:r>
-          </w:p>
-        </w:tc>
-        <w:tc>
-          <w:tcPr>
-            <w:tcW w:type="dxa" w:w="1728"/>
-          </w:tcPr>
-          <w:p>
-            <w:r>
-              <w:t>0</w:t>
-            </w:r>
-          </w:p>
-        </w:tc>
-        <w:tc>
-          <w:tcPr>
-            <w:tcW w:type="dxa" w:w="1728"/>
-          </w:tcPr>
-          <w:p>
-            <w:r>
-              <w:t>1</w:t>
-            </w:r>
-          </w:p>
-        </w:tc>
-        <w:tc>
-          <w:tcPr>
-            <w:tcW w:type="dxa" w:w="1728"/>
-          </w:tcPr>
-          <w:p>
-            <w:r>
-              <w:t>COMPETENCIA PENDIENTE - SUFICIENCIA</w:t>
-            </w:r>
-          </w:p>
-        </w:tc>
-      </w:tr>
-      <w:tr>
-        <w:tc>
-          <w:tcPr>
-            <w:tcW w:type="dxa" w:w="1728"/>
-          </w:tcPr>
-          <w:p>
-            <w:r>
-              <w:t>SIN COMPETENCIA IDENTIFICADA #19</w:t>
-            </w:r>
-          </w:p>
-        </w:tc>
-        <w:tc>
-          <w:tcPr>
-            <w:tcW w:type="dxa" w:w="1728"/>
-          </w:tcPr>
-          <w:p>
-            <w:r>
-              <w:t>1</w:t>
-            </w:r>
-          </w:p>
-        </w:tc>
-        <w:tc>
-          <w:tcPr>
-            <w:tcW w:type="dxa" w:w="1728"/>
-          </w:tcPr>
-          <w:p>
-            <w:r>
-              <w:t>0</w:t>
-            </w:r>
-          </w:p>
-        </w:tc>
-        <w:tc>
-          <w:tcPr>
-            <w:tcW w:type="dxa" w:w="1728"/>
-          </w:tcPr>
-          <w:p>
-            <w:r>
-              <w:t>1</w:t>
-            </w:r>
-          </w:p>
-        </w:tc>
-        <w:tc>
-          <w:tcPr>
-            <w:tcW w:type="dxa" w:w="1728"/>
-          </w:tcPr>
-          <w:p>
-            <w:r>
-              <w:t>COMPETENCIA PENDIENTE - SUFICIENCIA</w:t>
-            </w:r>
-          </w:p>
-        </w:tc>
-      </w:tr>
-      <w:tr>
-        <w:tc>
-          <w:tcPr>
-            <w:tcW w:type="dxa" w:w="1728"/>
-          </w:tcPr>
-          <w:p>
-            <w:r>
-              <w:t>SIN COMPETENCIA IDENTIFICADA #20</w:t>
-            </w:r>
-          </w:p>
-        </w:tc>
-        <w:tc>
-          <w:tcPr>
-            <w:tcW w:type="dxa" w:w="1728"/>
-          </w:tcPr>
-          <w:p>
-            <w:r>
-              <w:t>1</w:t>
-            </w:r>
-          </w:p>
-        </w:tc>
-        <w:tc>
-          <w:tcPr>
-            <w:tcW w:type="dxa" w:w="1728"/>
-          </w:tcPr>
-          <w:p>
-            <w:r>
-              <w:t>0</w:t>
-            </w:r>
-          </w:p>
-        </w:tc>
-        <w:tc>
-          <w:tcPr>
-            <w:tcW w:type="dxa" w:w="1728"/>
-          </w:tcPr>
-          <w:p>
-            <w:r>
-              <w:t>1</w:t>
-            </w:r>
-          </w:p>
-        </w:tc>
-        <w:tc>
-          <w:tcPr>
-            <w:tcW w:type="dxa" w:w="1728"/>
-          </w:tcPr>
-          <w:p>
-            <w:r>
-              <w:t>COMPETENCIA PENDIENTE - SUFICIENCIA</w:t>
-            </w:r>
-          </w:p>
-        </w:tc>
-      </w:tr>
-      <w:tr>
-        <w:tc>
-          <w:tcPr>
-            <w:tcW w:type="dxa" w:w="1728"/>
-          </w:tcPr>
-          <w:p>
-            <w:r>
-              <w:t>SIN COMPETENCIA IDENTIFICADA #21</w:t>
-            </w:r>
-          </w:p>
-        </w:tc>
-        <w:tc>
-          <w:tcPr>
-            <w:tcW w:type="dxa" w:w="1728"/>
-          </w:tcPr>
-          <w:p>
-            <w:r>
-              <w:t>1</w:t>
-            </w:r>
-          </w:p>
-        </w:tc>
-        <w:tc>
-          <w:tcPr>
-            <w:tcW w:type="dxa" w:w="1728"/>
-          </w:tcPr>
-          <w:p>
-            <w:r>
-              <w:t>0</w:t>
-            </w:r>
-          </w:p>
-        </w:tc>
-        <w:tc>
-          <w:tcPr>
-            <w:tcW w:type="dxa" w:w="1728"/>
-          </w:tcPr>
-          <w:p>
-            <w:r>
-              <w:t>1</w:t>
-            </w:r>
-          </w:p>
-        </w:tc>
-        <w:tc>
-          <w:tcPr>
-            <w:tcW w:type="dxa" w:w="1728"/>
-          </w:tcPr>
-          <w:p>
-            <w:r>
-              <w:t>COMPETENCIA PENDIENTE - SUFICIENCIA</w:t>
-            </w:r>
-          </w:p>
-        </w:tc>
-      </w:tr>
-      <w:tr>
-        <w:tc>
-          <w:tcPr>
-            <w:tcW w:type="dxa" w:w="1728"/>
-          </w:tcPr>
-          <w:p>
-            <w:r>
-              <w:t>SIN COMPETENCIA IDENTIFICADA #22</w:t>
-            </w:r>
-          </w:p>
-        </w:tc>
-        <w:tc>
-          <w:tcPr>
-            <w:tcW w:type="dxa" w:w="1728"/>
-          </w:tcPr>
-          <w:p>
-            <w:r>
-              <w:t>1</w:t>
-            </w:r>
-          </w:p>
-        </w:tc>
-        <w:tc>
-          <w:tcPr>
-            <w:tcW w:type="dxa" w:w="1728"/>
-          </w:tcPr>
-          <w:p>
-            <w:r>
-              <w:t>0</w:t>
-            </w:r>
-          </w:p>
-        </w:tc>
-        <w:tc>
-          <w:tcPr>
-            <w:tcW w:type="dxa" w:w="1728"/>
-          </w:tcPr>
-          <w:p>
-            <w:r>
-              <w:t>1</w:t>
-            </w:r>
-          </w:p>
-        </w:tc>
-        <w:tc>
-          <w:tcPr>
-            <w:tcW w:type="dxa" w:w="1728"/>
-          </w:tcPr>
-          <w:p>
-            <w:r>
-              <w:t>COMPETENCIA PENDIENTE - SUFICIENCIA</w:t>
-            </w:r>
-          </w:p>
-        </w:tc>
-      </w:tr>
-      <w:tr>
-        <w:tc>
-          <w:tcPr>
-            <w:tcW w:type="dxa" w:w="1728"/>
-          </w:tcPr>
-          <w:p>
-            <w:r>
-              <w:t>SIN COMPETENCIA IDENTIFICADA #23</w:t>
-            </w:r>
-          </w:p>
-        </w:tc>
-        <w:tc>
-          <w:tcPr>
-            <w:tcW w:type="dxa" w:w="1728"/>
-          </w:tcPr>
-          <w:p>
-            <w:r>
-              <w:t>1</w:t>
-            </w:r>
-          </w:p>
-        </w:tc>
-        <w:tc>
-          <w:tcPr>
-            <w:tcW w:type="dxa" w:w="1728"/>
-          </w:tcPr>
-          <w:p>
-            <w:r>
-              <w:t>0</w:t>
-            </w:r>
-          </w:p>
-        </w:tc>
-        <w:tc>
-          <w:tcPr>
-            <w:tcW w:type="dxa" w:w="1728"/>
-          </w:tcPr>
-          <w:p>
-            <w:r>
-              <w:t>1</w:t>
-            </w:r>
-          </w:p>
-        </w:tc>
-        <w:tc>
-          <w:tcPr>
-            <w:tcW w:type="dxa" w:w="1728"/>
-          </w:tcPr>
-          <w:p>
-            <w:r>
-              <w:t>COMPETENCIA PENDIENTE - SUFICIENCIA</w:t>
-            </w:r>
-          </w:p>
-        </w:tc>
-      </w:tr>
-      <w:tr>
-        <w:tc>
-          <w:tcPr>
-            <w:tcW w:type="dxa" w:w="1728"/>
-          </w:tcPr>
-          <w:p>
-            <w:r>
-              <w:t>SIN COMPETENCIA IDENTIFICADA #24</w:t>
-            </w:r>
-          </w:p>
-        </w:tc>
-        <w:tc>
-          <w:tcPr>
-            <w:tcW w:type="dxa" w:w="1728"/>
-          </w:tcPr>
-          <w:p>
-            <w:r>
-              <w:t>1</w:t>
-            </w:r>
-          </w:p>
-        </w:tc>
-        <w:tc>
-          <w:tcPr>
-            <w:tcW w:type="dxa" w:w="1728"/>
-          </w:tcPr>
-          <w:p>
-            <w:r>
-              <w:t>1</w:t>
-            </w:r>
-          </w:p>
-        </w:tc>
-        <w:tc>
-          <w:tcPr>
-            <w:tcW w:type="dxa" w:w="1728"/>
-          </w:tcPr>
-          <w:p>
-            <w:r>
-              <w:t>0</w:t>
-            </w:r>
-          </w:p>
-        </w:tc>
-        <w:tc>
-          <w:tcPr>
-            <w:tcW w:type="dxa" w:w="1728"/>
-          </w:tcPr>
-          <w:p>
-            <w:r>
-              <w:t>COMPETENCIA CONVALIDADA</w:t>
+              <w:t>COMPETENCIA CONVALIDADA POR COMPETENCIAS</w:t>
             </w:r>
           </w:p>
         </w:tc>
